--- a/artifacts/rajasthan-ifms-crisis/PWD-eMB-Corruption-Investigation.docx
+++ b/artifacts/rajasthan-ifms-crisis/PWD-eMB-Corruption-Investigation.docx
@@ -228,7 +228,7 @@
                 <w:color w:val="FFFFFF"/>
                 <w:sz w:val="28"/>
               </w:rPr>
-              <w:t>4</w:t>
+              <w:t>5</w:t>
               <w:br/>
             </w:r>
             <w:r>
@@ -236,7 +236,7 @@
                 <w:color w:val="CCCCCC"/>
                 <w:sz w:val="16"/>
               </w:rPr>
-              <w:t>Fraud pathways through Bitumen CRC manipulation</w:t>
+              <w:t>Fraud pathways — incl. multi-project CRC reuse</w:t>
             </w:r>
           </w:p>
         </w:tc>
@@ -666,6 +666,60 @@
           <w:color w:val="0D9488"/>
           <w:sz w:val="26"/>
         </w:rPr>
+        <w:t>Ch.6C  |  रद्द अनुबंध — Gannon Dunkerlay, Bhairavji Bridge, Kotada Road</w:t>
+      </w:r>
+    </w:p>
+    <w:p>
+      <w:pPr>
+        <w:ind w:left="227"/>
+      </w:pPr>
+      <w:r>
+        <w:rPr>
+          <w:b/>
+          <w:color w:val="1E3A5F"/>
+          <w:sz w:val="23"/>
+        </w:rPr>
+        <w:t>Rescinded Contracts — ~200 Cases, Zero Recovery (Bhairavji, Kotada, Gannon Dunkerlay)</w:t>
+      </w:r>
+    </w:p>
+    <w:p>
+      <w:pPr>
+        <w:ind w:left="227"/>
+        <w:jc w:val="both"/>
+      </w:pPr>
+      <w:r>
+        <w:rPr>
+          <w:sz w:val="21"/>
+        </w:rPr>
+        <w:t>तीन नामित मामले: भैरवजी Bridge बाँसवाड़ा, Kotada Road उदयपुर, Gannon Dunkerlay — तीनों में contract rescind, Risk and Cost tender, लेकिन वसूली शून्य। ~200 rescissions state-wide। Rescission केवल कागज़ी खतरा। Blacklist enforce नहीं।</w:t>
+      </w:r>
+    </w:p>
+    <w:p>
+      <w:pPr>
+        <w:ind w:left="227"/>
+        <w:jc w:val="both"/>
+      </w:pPr>
+      <w:r>
+        <w:rPr>
+          <w:i/>
+          <w:color w:val="44403C"/>
+          <w:sz w:val="20"/>
+        </w:rPr>
+        <w:t>Three named cases: Bhairavji Bridge Banswara (rescinded, nil recovery), Kotada Road Udaipur (rescinded, nil recovery), Gannon Dunkerlay &amp; Co (rescinded, nil recovery — large established firm walked free). State-wide pattern: ~200 rescissions, zero systematic recovery monitoring. Rescission is a paper threat, not a financial one. No blacklist enforced.</w:t>
+      </w:r>
+    </w:p>
+    <w:p>
+      <w:r>
+        <w:t xml:space="preserve">· · · · · · · · · · · · · · · · · · · · · · · · · · · · · · · · · · · · · · · · </w:t>
+      </w:r>
+    </w:p>
+    <w:p>
+      <w:r>
+        <w:rPr>
+          <w:b/>
+          <w:color w:val="0D9488"/>
+          <w:sz w:val="26"/>
+        </w:rPr>
         <w:t>Ch.7  |  छह Minimum Corrective Actions — तत्काल</w:t>
       </w:r>
     </w:p>

--- a/artifacts/rajasthan-ifms-crisis/PWD-eMB-Corruption-Investigation.docx
+++ b/artifacts/rajasthan-ifms-crisis/PWD-eMB-Corruption-Investigation.docx
@@ -236,7 +236,7 @@
                 <w:color w:val="CCCCCC"/>
                 <w:sz w:val="16"/>
               </w:rPr>
-              <w:t>Fraud pathways — incl. multi-project CRC reuse</w:t>
+              <w:t>CRC Fraud pathways — incl. multi-project reuse</w:t>
             </w:r>
           </w:p>
         </w:tc>
@@ -666,7 +666,7 @@
           <w:color w:val="0D9488"/>
           <w:sz w:val="26"/>
         </w:rPr>
-        <w:t>Ch.6C  |  रद्द अनुबंध — Gannon Dunkerlay, Bhairavji Bridge, Kotada Road</w:t>
+        <w:t>Ch.6B  |  15 साल, कोई Ledger नहीं — EMD, SD, Dep-V मूक जमा</w:t>
       </w:r>
     </w:p>
     <w:p>
@@ -679,7 +679,7 @@
           <w:color w:val="1E3A5F"/>
           <w:sz w:val="23"/>
         </w:rPr>
-        <w:t>Rescinded Contracts — ~200 Cases, Zero Recovery (Bhairavji, Kotada, Gannon Dunkerlay)</w:t>
+        <w:t>15 Years Online Payments — Zero Contractor Ledger, Dormant EMD/SD/Dep-V</w:t>
       </w:r>
     </w:p>
     <w:p>
@@ -691,7 +691,7 @@
         <w:rPr>
           <w:sz w:val="21"/>
         </w:rPr>
-        <w:t>तीन नामित मामले: भैरवजी Bridge बाँसवाड़ा, Kotada Road उदयपुर, Gannon Dunkerlay — तीनों में contract rescind, Risk and Cost tender, लेकिन वसूली शून्य। ~200 rescissions state-wide। Rescission केवल कागज़ी खतरा। Blacklist enforce नहीं।</w:t>
+        <w:t>15 वर्ष online payment — Contractor Ledger नहीं। EMD+SD+Dep-V वर्षों तक dormant। e-Procurement EMD online collect — refund manual। समाधान: Digital Ledger, 31 March auto-email, e-EMD Refund, DLP alerts।</w:t>
       </w:r>
     </w:p>
     <w:p>
@@ -705,7 +705,115 @@
           <w:color w:val="44403C"/>
           <w:sz w:val="20"/>
         </w:rPr>
-        <w:t>Three named cases: Bhairavji Bridge Banswara (rescinded, nil recovery), Kotada Road Udaipur (rescinded, nil recovery), Gannon Dunkerlay &amp; Co (rescinded, nil recovery — large established firm walked free). State-wide pattern: ~200 rescissions, zero systematic recovery monitoring. Rescission is a paper threat, not a financial one. No blacklist enforced.</w:t>
+        <w:t>For 15 years online contractor payment has run. Yet no Contractor Ledger exists. EMD, SD, Dep-V lie dormant when contractor dies, records are lost, or track breaks. e-Procurement collects EMD online but has no e-EMD Refund system. Fix: Digital Contractor Ledger, automatic 31-March annual balance email, e-EMD Refund integrated in e-Procurement, DLP auto-alerts.</w:t>
+      </w:r>
+    </w:p>
+    <w:p>
+      <w:r>
+        <w:t xml:space="preserve">· · · · · · · · · · · · · · · · · · · · · · · · · · · · · · · · · · · · · · · · </w:t>
+      </w:r>
+    </w:p>
+    <w:p>
+      <w:r>
+        <w:rPr>
+          <w:b/>
+          <w:color w:val="0D9488"/>
+          <w:sz w:val="26"/>
+        </w:rPr>
+        <w:t>Ch.6C  |  रद्द अनुबंध — Gannon Dunkerlay, Bhairavji, Kotada</w:t>
+      </w:r>
+    </w:p>
+    <w:p>
+      <w:pPr>
+        <w:ind w:left="227"/>
+      </w:pPr>
+      <w:r>
+        <w:rPr>
+          <w:b/>
+          <w:color w:val="1E3A5F"/>
+          <w:sz w:val="23"/>
+        </w:rPr>
+        <w:t>Rescinded Contracts — Zero Recovery (Bhairavji, Kotada, Gannon Dunkerlay)</w:t>
+      </w:r>
+    </w:p>
+    <w:p>
+      <w:pPr>
+        <w:ind w:left="227"/>
+        <w:jc w:val="both"/>
+      </w:pPr>
+      <w:r>
+        <w:rPr>
+          <w:sz w:val="21"/>
+        </w:rPr>
+        <w:t>भैरवजी Bridge, Kotada Road, Gannon Dunkerlay — तीनों में वसूली शून्य। ~200 rescissions — कोई systematic monitoring नहीं।</w:t>
+      </w:r>
+    </w:p>
+    <w:p>
+      <w:pPr>
+        <w:ind w:left="227"/>
+        <w:jc w:val="both"/>
+      </w:pPr>
+      <w:r>
+        <w:rPr>
+          <w:i/>
+          <w:color w:val="44403C"/>
+          <w:sz w:val="20"/>
+        </w:rPr>
+        <w:t>Bhairavji Bridge Banswara, Kotada Road Udaipur, Gannon Dunkerlay — three named cases, nil recovery. ~200 rescissions statewide, zero monitoring. Paper threat, no financial consequence.</w:t>
+      </w:r>
+    </w:p>
+    <w:p>
+      <w:r>
+        <w:t xml:space="preserve">· · · · · · · · · · · · · · · · · · · · · · · · · · · · · · · · · · · · · · · · </w:t>
+      </w:r>
+    </w:p>
+    <w:p>
+      <w:r>
+        <w:rPr>
+          <w:b/>
+          <w:color w:val="0D9488"/>
+          <w:sz w:val="26"/>
+        </w:rPr>
+        <w:t>Ch.6D  |  Recovery Portal नहीं, Legal Pursuit नहीं — Impunity का Architecture</w:t>
+      </w:r>
+    </w:p>
+    <w:p>
+      <w:pPr>
+        <w:ind w:left="227"/>
+      </w:pPr>
+      <w:r>
+        <w:rPr>
+          <w:b/>
+          <w:color w:val="1E3A5F"/>
+          <w:sz w:val="23"/>
+        </w:rPr>
+        <w:t>Why No Recovery Portal? Why No Legal Pursuit? — Architecture of Impunity</w:t>
+      </w:r>
+    </w:p>
+    <w:p>
+      <w:pPr>
+        <w:ind w:left="227"/>
+        <w:jc w:val="both"/>
+      </w:pPr>
+      <w:r>
+        <w:rPr>
+          <w:sz w:val="21"/>
+        </w:rPr>
+        <w:t>Recovery Portal 15 वर्षों में नहीं बना — accountability से बचने के लिए। Legal pursuit नहीं — Negligence या Complicity। Limitation periods expire हो रहे हैं। 5-point framework: Portal 90 days, Legal notice 30 days, Litigation register, Limitation alerts, ACB referral।</w:t>
+      </w:r>
+    </w:p>
+    <w:p>
+      <w:pPr>
+        <w:ind w:left="227"/>
+        <w:jc w:val="both"/>
+      </w:pPr>
+      <w:r>
+        <w:rPr>
+          <w:i/>
+          <w:color w:val="44403C"/>
+          <w:sz w:val="20"/>
+        </w:rPr>
+        <w:t>Q1: Why no Digitised Recovery Portal in 15 years despite full technical capacity? Because visibility means accountability — which the system avoids. Q2: Why no legal pursuit? Either Gross Negligence or Complicity — same officer who paid refuses to collect. Limitation periods expiring unnoticed. Five-point framework required.</w:t>
       </w:r>
     </w:p>
     <w:p>

--- a/artifacts/rajasthan-ifms-crisis/PWD-eMB-Corruption-Investigation.docx
+++ b/artifacts/rajasthan-ifms-crisis/PWD-eMB-Corruption-Investigation.docx
@@ -12,7 +12,7 @@
           <w:color w:val="1E3A5F"/>
           <w:sz w:val="44"/>
         </w:rPr>
-        <w:t>जन संवाददाता | JAN SAMVADDAATA</w:t>
+        <w:t>जन संवाददाता  |  JAN SAMVADDAATA</w:t>
       </w:r>
     </w:p>
     <w:p>
@@ -21,15 +21,16 @@
       </w:pPr>
       <w:r>
         <w:rPr>
+          <w:b w:val="0"/>
           <w:color w:val="0D9488"/>
           <w:sz w:val="18"/>
         </w:rPr>
-        <w:t>खोजी पत्रकारिता | Investigative Journalism  •  6 August 2026  •  PWD Roads &amp; Infrastructure Bureau, Rajasthan</w:t>
+        <w:t>खोजी पत्रकारिता  •  6 August 2026  •  PWD Roads &amp; Infrastructure Bureau, Rajasthan</w:t>
       </w:r>
     </w:p>
     <w:p>
       <w:r>
-        <w:t>────────────────────────────────────────────────────────────────────────────────</w:t>
+        <w:t>────────────────────────────────────────────────────────────────────────────</w:t>
       </w:r>
     </w:p>
     <w:p>
@@ -53,7 +54,7 @@
         <w:rPr>
           <w:b/>
           <w:color w:val="1E3A5F"/>
-          <w:sz w:val="28"/>
+          <w:sz w:val="26"/>
         </w:rPr>
         <w:t>Electronic Measurement Books: The Digital Veil Over Road Corruption</w:t>
       </w:r>
@@ -66,22 +67,27 @@
         <w:rPr>
           <w:i/>
           <w:color w:val="6B6355"/>
-          <w:sz w:val="20"/>
+          <w:sz w:val="19"/>
         </w:rPr>
-        <w:t>eMB Abstract, Bitumen CRC Fraud और Missing QC Records की सम्पूर्ण खोजी पड़ताल</w:t>
+        <w:t>eMB Abstract · Bitumen CRC Fraud · 5 Fraud Pathways · Missing QC Records · No Contractor Ledger · Dormant EMD/SD/Dep-V · Rescinded Contracts · Recovery Portal नहीं</w:t>
         <w:br/>
-        <w:t>How abstract-only e-MBs, missing Bitumen CRCs and absent QC records enable systematic road fraud</w:t>
+        <w:t>A complete investigative expose of PWD road works corruption enabled by absent digital accountability</w:t>
       </w:r>
     </w:p>
     <w:p>
       <w:r>
-        <w:t>────────────────────────────────────────────────────────────────────────────────</w:t>
+        <w:t>────────────────────────────────────────────────────────────────────────────</w:t>
       </w:r>
     </w:p>
     <w:p>
+      <w:pPr>
+        <w:jc w:val="center"/>
+      </w:pPr>
       <w:r>
         <w:rPr>
           <w:b/>
+          <w:color w:val="0D9488"/>
+          <w:sz w:val="20"/>
         </w:rPr>
         <w:t>AT A GLANCE — मुख्य तथ्य</w:t>
       </w:r>
@@ -120,7 +126,7 @@
             <w:r>
               <w:rPr>
                 <w:color w:val="CCCCCC"/>
-                <w:sz w:val="16"/>
+                <w:sz w:val="15"/>
               </w:rPr>
               <w:t>e-MB has no line-by-line data — summary only</w:t>
             </w:r>
@@ -142,15 +148,15 @@
                 <w:color w:val="FFFFFF"/>
                 <w:sz w:val="28"/>
               </w:rPr>
-              <w:t>₹Cr</w:t>
+              <w:t>5</w:t>
               <w:br/>
             </w:r>
             <w:r>
               <w:rPr>
                 <w:color w:val="CCCCCC"/>
-                <w:sz w:val="16"/>
+                <w:sz w:val="15"/>
               </w:rPr>
-              <w:t>Bitumen = largest cost component in road projects</w:t>
+              <w:t>CRC Fraud pathways — incl. multi-project reuse</w:t>
             </w:r>
           </w:p>
         </w:tc>
@@ -176,9 +182,9 @@
             <w:r>
               <w:rPr>
                 <w:color w:val="CCCCCC"/>
-                <w:sz w:val="16"/>
+                <w:sz w:val="15"/>
               </w:rPr>
-              <w:t>QC Test Abstracts routinely absent</w:t>
+              <w:t>QC Test Abstracts routinely uploaded</w:t>
             </w:r>
           </w:p>
         </w:tc>
@@ -206,9 +212,9 @@
             <w:r>
               <w:rPr>
                 <w:color w:val="CCCCCC"/>
-                <w:sz w:val="16"/>
+                <w:sz w:val="15"/>
               </w:rPr>
-              <w:t>Bitumen CRC — 'Single Mother of Corruption' in PWD</w:t>
+              <w:t>Bitumen CRC — Single Mother of Corruption</w:t>
             </w:r>
           </w:p>
         </w:tc>
@@ -228,15 +234,15 @@
                 <w:color w:val="FFFFFF"/>
                 <w:sz w:val="28"/>
               </w:rPr>
-              <w:t>5</w:t>
+              <w:t>15 Yrs</w:t>
               <w:br/>
             </w:r>
             <w:r>
               <w:rPr>
                 <w:color w:val="CCCCCC"/>
-                <w:sz w:val="16"/>
+                <w:sz w:val="15"/>
               </w:rPr>
-              <w:t>CRC Fraud pathways — incl. multi-project reuse</w:t>
+              <w:t>Online payments — ZERO Contractor Ledger built</w:t>
             </w:r>
           </w:p>
         </w:tc>
@@ -256,15 +262,15 @@
                 <w:color w:val="FFFFFF"/>
                 <w:sz w:val="28"/>
               </w:rPr>
-              <w:t>Nil</w:t>
+              <w:t>EMD+SD</w:t>
               <w:br/>
             </w:r>
             <w:r>
               <w:rPr>
                 <w:color w:val="CCCCCC"/>
-                <w:sz w:val="16"/>
+                <w:sz w:val="15"/>
               </w:rPr>
-              <w:t>Consumption Statement links in digital billing</w:t>
+              <w:t>Dormant deposits — no ledger, no statement, no refund</w:t>
             </w:r>
           </w:p>
         </w:tc>
@@ -286,15 +292,15 @@
                 <w:color w:val="FFFFFF"/>
                 <w:sz w:val="28"/>
               </w:rPr>
-              <w:t>Early</w:t>
+              <w:t>~200</w:t>
               <w:br/>
             </w:r>
             <w:r>
               <w:rPr>
                 <w:color w:val="CCCCCC"/>
-                <w:sz w:val="16"/>
+                <w:sz w:val="15"/>
               </w:rPr>
-              <w:t>Road failures due to sub-standard bitumen</w:t>
+              <w:t>Contracts rescinded — ZERO recovery monitoring</w:t>
             </w:r>
           </w:p>
         </w:tc>
@@ -314,15 +320,15 @@
                 <w:color w:val="FFFFFF"/>
                 <w:sz w:val="28"/>
               </w:rPr>
-              <w:t>Unaudited</w:t>
+              <w:t>90 Days</w:t>
               <w:br/>
             </w:r>
             <w:r>
               <w:rPr>
                 <w:color w:val="CCCCCC"/>
-                <w:sz w:val="16"/>
+                <w:sz w:val="15"/>
               </w:rPr>
-              <w:t>e-MB Abstract = unverifiable financial claim</w:t>
+              <w:t>Time to build Recovery Portal — never done</w:t>
             </w:r>
           </w:p>
         </w:tc>
@@ -340,9 +346,9 @@
         <w:rPr>
           <w:b/>
           <w:color w:val="0D9488"/>
-          <w:sz w:val="26"/>
+          <w:sz w:val="25"/>
         </w:rPr>
-        <w:t>Ch.1  |  eMB का वादा और ज़मीनी हकीकत</w:t>
+        <w:t>────  Ch.1  |  eMB का वादा और ज़मीनी हकीकत</w:t>
       </w:r>
     </w:p>
     <w:p>
@@ -353,7 +359,7 @@
         <w:rPr>
           <w:b/>
           <w:color w:val="1E3A5F"/>
-          <w:sz w:val="23"/>
+          <w:sz w:val="22"/>
         </w:rPr>
         <w:t>e-MB Promise vs Ground Reality</w:t>
       </w:r>
@@ -367,7 +373,7 @@
         <w:rPr>
           <w:sz w:val="21"/>
         </w:rPr>
-        <w:t>Electronic Measurement Book पारदर्शिता, सटीकता और जवाबदेही लाने के लिए था। इसकी जगह यह एक sanitised abstract तैयार करता है जो over-measurement, quality shortfalls और Bitumen हेराफेरी छुपाता है।</w:t>
+        <w:t>eMB पारदर्शिता लाने के लिए था। इसकी जगह यह एक sanitised abstract तैयार करता है जो fraud छुपाता है।</w:t>
       </w:r>
     </w:p>
     <w:p>
@@ -381,12 +387,12 @@
           <w:color w:val="44403C"/>
           <w:sz w:val="20"/>
         </w:rPr>
-        <w:t>The Electronic Measurement Book was designed to bring transparency, accuracy and accountability to civil works billing. Instead it produces a sanitised abstract that conceals the very details needed to detect over-measurement, quality shortfalls and bitumen record manipulation.</w:t>
+        <w:t>The Electronic Measurement Book was designed to bring transparency, accuracy and accountability. Instead it produces a sanitised abstract that conceals exactly what is needed to detect over-measurement, quality shortfalls, and bitumen manipulation.</w:t>
       </w:r>
     </w:p>
     <w:p>
       <w:r>
-        <w:t xml:space="preserve">· · · · · · · · · · · · · · · · · · · · · · · · · · · · · · · · · · · · · · · · </w:t>
+        <w:t xml:space="preserve">· · · · · · · · · · · · · · · · · · · · · · · · · · · · · · · · · · · · · · </w:t>
       </w:r>
     </w:p>
     <w:p>
@@ -394,9 +400,9 @@
         <w:rPr>
           <w:b/>
           <w:color w:val="0D9488"/>
-          <w:sz w:val="26"/>
+          <w:sz w:val="25"/>
         </w:rPr>
-        <w:t>Ch.2  |  Abstract-Only Billing — बिना नींव की डिजिटल इमारत</w:t>
+        <w:t>────  Ch.2  |  Abstract-Only Billing — बिना नींव की डिजिटल इमारत</w:t>
       </w:r>
     </w:p>
     <w:p>
@@ -407,7 +413,7 @@
         <w:rPr>
           <w:b/>
           <w:color w:val="1E3A5F"/>
-          <w:sz w:val="23"/>
+          <w:sz w:val="22"/>
         </w:rPr>
         <w:t>Abstract-Only Billing — Digital Building Without Foundation</w:t>
       </w:r>
@@ -421,7 +427,7 @@
         <w:rPr>
           <w:sz w:val="21"/>
         </w:rPr>
-        <w:t>eMB में missing: Chainage-wise quantities, Layer-wise thickness, Cross-sections, Progressive totals। दो अनिवार्य actions: (1) Contractor का original bill full upload। (2) Physical MB का complete PDF।</w:t>
+        <w:t>eMB में missing: Chainage-wise quantities, Layer-wise thickness, Cross-sections, Progressive totals। दो अनिवार्य actions: Original bill upload + Physical MB PDF।</w:t>
       </w:r>
     </w:p>
     <w:p>
@@ -435,12 +441,12 @@
           <w:color w:val="44403C"/>
           <w:sz w:val="20"/>
         </w:rPr>
-        <w:t>Missing from e-MB: chainage-wise quantities, layer-wise thicknesses, cross-sectional measurements, progressive totals. Two non-negotiable mandatory actions when full digital entry is impractical: (1) Upload contractor's original bill in full. (2) Upload clear PDF of physical MB with complete line-by-line measurements.</w:t>
+        <w:t>Missing from e-MB: chainage-wise quantities, layer-wise thicknesses, cross-sectional measurements, progressive totals. Two non-negotiable actions when full digital entry is impractical: (1) Upload contractor's original bill in full. (2) Upload complete physical MB as PDF.</w:t>
       </w:r>
     </w:p>
     <w:p>
       <w:r>
-        <w:t xml:space="preserve">· · · · · · · · · · · · · · · · · · · · · · · · · · · · · · · · · · · · · · · · </w:t>
+        <w:t xml:space="preserve">· · · · · · · · · · · · · · · · · · · · · · · · · · · · · · · · · · · · · · </w:t>
       </w:r>
     </w:p>
     <w:p>
@@ -448,9 +454,9 @@
         <w:rPr>
           <w:b/>
           <w:color w:val="0D9488"/>
-          <w:sz w:val="26"/>
+          <w:sz w:val="25"/>
         </w:rPr>
-        <w:t>Ch.3  |  Missing QC Records — गुणवत्ता कागज़ पर</w:t>
+        <w:t>────  Ch.3  |  Missing QC Records — गुणवत्ता कागज़ पर, ज़मीन पर नहीं</w:t>
       </w:r>
     </w:p>
     <w:p>
@@ -461,7 +467,7 @@
         <w:rPr>
           <w:b/>
           <w:color w:val="1E3A5F"/>
-          <w:sz w:val="23"/>
+          <w:sz w:val="22"/>
         </w:rPr>
         <w:t>Missing QC Test Records — Quality Only on Paper</w:t>
       </w:r>
@@ -475,7 +481,7 @@
         <w:rPr>
           <w:sz w:val="21"/>
         </w:rPr>
-        <w:t>Grade, density, Marshall stability, binder content — laboratory test results eMB billing trail में routinely absent। Materials ने specified standards पूरे किए या नहीं — कोई accessible record नहीं।</w:t>
+        <w:t>Grade, density, Marshall stability, binder content — test results absent। Quality केवल कागज़ पर।</w:t>
       </w:r>
     </w:p>
     <w:p>
@@ -489,12 +495,12 @@
           <w:color w:val="44403C"/>
           <w:sz w:val="20"/>
         </w:rPr>
-        <w:t>Laboratory test results for bitumen grade, density, Marshall stability and binder content are routinely absent from e-MB billing trails. No accessible record exists of whether materials met specified standards. Quality Control exists only on paper.</w:t>
+        <w:t>Laboratory test results for bitumen grade, density, Marshall stability, and binder content are routinely absent. No accessible record of whether materials met specified standards. QC exists only on paper.</w:t>
       </w:r>
     </w:p>
     <w:p>
       <w:r>
-        <w:t xml:space="preserve">· · · · · · · · · · · · · · · · · · · · · · · · · · · · · · · · · · · · · · · · </w:t>
+        <w:t xml:space="preserve">· · · · · · · · · · · · · · · · · · · · · · · · · · · · · · · · · · · · · · </w:t>
       </w:r>
     </w:p>
     <w:p>
@@ -502,9 +508,9 @@
         <w:rPr>
           <w:b/>
           <w:color w:val="0D9488"/>
-          <w:sz w:val="26"/>
+          <w:sz w:val="25"/>
         </w:rPr>
-        <w:t>Ch.4  |  Bitumen CRC — भ्रष्टाचार की जननी</w:t>
+        <w:t>────  Ch.4  |  Bitumen CRC — भ्रष्टाचार की जननी</w:t>
       </w:r>
     </w:p>
     <w:p>
@@ -515,7 +521,7 @@
         <w:rPr>
           <w:b/>
           <w:color w:val="1E3A5F"/>
-          <w:sz w:val="23"/>
+          <w:sz w:val="22"/>
         </w:rPr>
         <w:t>Bitumen CRC — The Single Mother of Corruption</w:t>
       </w:r>
@@ -529,7 +535,7 @@
         <w:rPr>
           <w:sz w:val="21"/>
         </w:rPr>
-        <w:t>Bitumen CRC और Consumption Statement वह documentary chain है जो prove करती है कि bitumen genuinely खरीदी, deliver और use हुई। इनके absent होने पर auditor के पास केवल abstract figure है — 'X MT bitumen used' — जिसे न prove किया जा सकता, न disprove।</w:t>
+        <w:t>Bitumen CRC और Consumption Statement — documentary chain। Absent होने पर auditor के पास केवल abstract figure। Verification impossible।</w:t>
       </w:r>
     </w:p>
     <w:p>
@@ -543,12 +549,12 @@
           <w:color w:val="44403C"/>
           <w:sz w:val="20"/>
         </w:rPr>
-        <w:t>Bitumen CRC (Consignment Receipt Certificate) and Consumption Statement are the documentary chain that proves bitumen was genuinely purchased, delivered and used. When missing, an auditor has only an abstract figure 'X MT bitumen used' with no way to prove or disprove it. CRC verification is universally identified as the single largest corruption vector in PWD road works.</w:t>
+        <w:t>Bitumen CRC (Consignment Receipt Certificate) and Consumption Statement form the documentary chain proving genuine purchase, delivery, and use. When absent, auditor has only an abstract figure — 'X MT bitumen used' — with no way to prove or disprove it.</w:t>
       </w:r>
     </w:p>
     <w:p>
       <w:r>
-        <w:t xml:space="preserve">· · · · · · · · · · · · · · · · · · · · · · · · · · · · · · · · · · · · · · · · </w:t>
+        <w:t xml:space="preserve">· · · · · · · · · · · · · · · · · · · · · · · · · · · · · · · · · · · · · · </w:t>
       </w:r>
     </w:p>
     <w:p>
@@ -556,9 +562,9 @@
         <w:rPr>
           <w:b/>
           <w:color w:val="0D9488"/>
-          <w:sz w:val="26"/>
+          <w:sz w:val="25"/>
         </w:rPr>
-        <w:t>Ch.5  |  Fraud के चार रास्ते — Bitumen में हेराफेरी</w:t>
+        <w:t>────  Ch.5  |  Fraud के पाँच रास्ते — Pathway 5: एक CRC, कई Projects</w:t>
       </w:r>
     </w:p>
     <w:p>
@@ -569,9 +575,9 @@
         <w:rPr>
           <w:b/>
           <w:color w:val="1E3A5F"/>
-          <w:sz w:val="23"/>
+          <w:sz w:val="22"/>
         </w:rPr>
-        <w:t>Four Fraud Pathways — How Bitumen Manipulation Happens</w:t>
+        <w:t>Five Fraud Pathways — incl. Multi-Project CRC Reuse</w:t>
       </w:r>
     </w:p>
     <w:p>
@@ -583,7 +589,7 @@
         <w:rPr>
           <w:sz w:val="21"/>
         </w:rPr>
-        <w:t>Pathway 1: Genuine CRC में quantity alter। Pathway 2: Fake/recycled CRC — same certificate multiple bills में। Pathway 3: Verification officer compromised। Pathway 4: Consumption statement inflate — 80 MT use, 120 MT claim।</w:t>
+        <w:t>P1: CRC alter। P2: Fake CRC। P3: Verification compromised। P4: 80 MT use, 120 MT claim। P5 (नई — सबसे खतरनाक): एक CRC तीन projects में — 100 MT delivery, 300 MT payment। Centralised CRC Registry के बिना invisible।</w:t>
       </w:r>
     </w:p>
     <w:p>
@@ -597,12 +603,12 @@
           <w:color w:val="44403C"/>
           <w:sz w:val="20"/>
         </w:rPr>
-        <w:t>Pathway 1: Genuine CRC manipulation (quantity altered). Pathway 2: Fake or recycled CRC (same certificate in multiple bills). Pathway 3: Compromised verification (verifying officer is in collusion). Pathway 4: Inflated consumption statement (80 MT used, 120 MT claimed).</w:t>
+        <w:t>P1: CRC quantity altered. P2: Fake/recycled CRC. P3: Verification officer compromised. P4: Inflated consumption (80 MT used, 120 MT claimed). P5 NEW (most dangerous): Same contractor submits same CRC across multiple projects simultaneously — one 100 MT delivery claimed at 3 projects = 300 MT payment. Invisible without a centralised statewide CRC registry.</w:t>
       </w:r>
     </w:p>
     <w:p>
       <w:r>
-        <w:t xml:space="preserve">· · · · · · · · · · · · · · · · · · · · · · · · · · · · · · · · · · · · · · · · </w:t>
+        <w:t xml:space="preserve">· · · · · · · · · · · · · · · · · · · · · · · · · · · · · · · · · · · · · · </w:t>
       </w:r>
     </w:p>
     <w:p>
@@ -610,9 +616,9 @@
         <w:rPr>
           <w:b/>
           <w:color w:val="0D9488"/>
-          <w:sz w:val="26"/>
+          <w:sz w:val="25"/>
         </w:rPr>
-        <w:t>Ch.6  |  सड़कें क्यों टूटती हैं — जनता का नुकसान</w:t>
+        <w:t>────  Ch.6  |  सड़कें क्यों टूटती हैं — जनता का असली नुकसान</w:t>
       </w:r>
     </w:p>
     <w:p>
@@ -623,7 +629,7 @@
         <w:rPr>
           <w:b/>
           <w:color w:val="1E3A5F"/>
-          <w:sz w:val="23"/>
+          <w:sz w:val="22"/>
         </w:rPr>
         <w:t>Why Roads Fail — The Real Public Cost</w:t>
       </w:r>
@@ -637,7 +643,7 @@
         <w:rPr>
           <w:sz w:val="21"/>
         </w:rPr>
-        <w:t>Sub-standard bitumen से सड़कें design life से पहले टूटती हैं। 10 साल की सड़क 2-3 साल में गड्ढों में। State पर additional maintenance खर्च। Public safety खतरे में। Taxpayer एक सड़क के लिए दो बार tax देता है।</w:t>
+        <w:t>Sub-standard bitumen: 10 साल की सड़क 2-3 साल में टूटती है। Double maintenance cost। Public safety risk। Taxpayer दो बार tax देता है।</w:t>
       </w:r>
     </w:p>
     <w:p>
@@ -651,12 +657,12 @@
           <w:color w:val="44403C"/>
           <w:sz w:val="20"/>
         </w:rPr>
-        <w:t>Sub-standard bitumen produces roads that fail years before their design life. A road designed for 10 years fails in 2-3. This imposes higher maintenance costs on the state, endagers public safety through potholes and accidents, and forces taxpayers to fund the same road twice. When the digital system designed to prevent this becomes a vehicle for concealment, the reform loses credibility.</w:t>
+        <w:t>Sub-standard bitumen: roads fail years before design life. A 10-year road lasts 2-3 years. Higher maintenance costs on state. Public safety endangered. Taxpayer funds the same road twice. When digital system designed to prevent this becomes a vehicle for concealment, the reform loses all credibility.</w:t>
       </w:r>
     </w:p>
     <w:p>
       <w:r>
-        <w:t xml:space="preserve">· · · · · · · · · · · · · · · · · · · · · · · · · · · · · · · · · · · · · · · · </w:t>
+        <w:t xml:space="preserve">· · · · · · · · · · · · · · · · · · · · · · · · · · · · · · · · · · · · · · </w:t>
       </w:r>
     </w:p>
     <w:p>
@@ -664,9 +670,9 @@
         <w:rPr>
           <w:b/>
           <w:color w:val="0D9488"/>
-          <w:sz w:val="26"/>
+          <w:sz w:val="25"/>
         </w:rPr>
-        <w:t>Ch.6B  |  15 साल, कोई Ledger नहीं — EMD, SD, Dep-V मूक जमा</w:t>
+        <w:t>────  Ch.6B  |  15 साल, कोई Ledger नहीं — EMD, SD, Dep-V मूक जमा</w:t>
       </w:r>
     </w:p>
     <w:p>
@@ -677,9 +683,9 @@
         <w:rPr>
           <w:b/>
           <w:color w:val="1E3A5F"/>
-          <w:sz w:val="23"/>
+          <w:sz w:val="22"/>
         </w:rPr>
-        <w:t>15 Years Online Payments — Zero Contractor Ledger, Dormant EMD/SD/Dep-V</w:t>
+        <w:t>15 Years — Zero Contractor Ledger, Dormant EMD/SD/Dep-V</w:t>
       </w:r>
     </w:p>
     <w:p>
@@ -691,7 +697,7 @@
         <w:rPr>
           <w:sz w:val="21"/>
         </w:rPr>
-        <w:t>15 वर्ष online payment — Contractor Ledger नहीं। EMD+SD+Dep-V वर्षों तक dormant। e-Procurement EMD online collect — refund manual। समाधान: Digital Ledger, 31 March auto-email, e-EMD Refund, DLP alerts।</w:t>
+        <w:t>15 वर्ष online payment — Contractor Ledger नहीं। EMD+SD+Dep-V वर्षों तक dormant। e-Procurement EMD online collect — refund manual। समाधान: Digital Ledger, 31 March auto-email, e-EMD Refund integration, DLP auto-alerts।</w:t>
       </w:r>
     </w:p>
     <w:p>
@@ -705,12 +711,12 @@
           <w:color w:val="44403C"/>
           <w:sz w:val="20"/>
         </w:rPr>
-        <w:t>For 15 years online contractor payment has run. Yet no Contractor Ledger exists. EMD, SD, Dep-V lie dormant when contractor dies, records are lost, or track breaks. e-Procurement collects EMD online but has no e-EMD Refund system. Fix: Digital Contractor Ledger, automatic 31-March annual balance email, e-EMD Refund integrated in e-Procurement, DLP auto-alerts.</w:t>
+        <w:t>15 years of online payments — no Contractor Ledger ever built. EMD, Security Deposit, Dep-V lie dormant when contractor dies, records lost, or track breaks. Department never volunteers to return them. e-Procurement collects EMD online but has no e-EMD Refund system. Fix: Digital Ledger per contractor; mandatory 31-March annual balance email; e-EMD Refund integrated in e-Procurement; DLP auto-alerts.</w:t>
       </w:r>
     </w:p>
     <w:p>
       <w:r>
-        <w:t xml:space="preserve">· · · · · · · · · · · · · · · · · · · · · · · · · · · · · · · · · · · · · · · · </w:t>
+        <w:t xml:space="preserve">· · · · · · · · · · · · · · · · · · · · · · · · · · · · · · · · · · · · · · </w:t>
       </w:r>
     </w:p>
     <w:p>
@@ -718,9 +724,9 @@
         <w:rPr>
           <w:b/>
           <w:color w:val="0D9488"/>
-          <w:sz w:val="26"/>
+          <w:sz w:val="25"/>
         </w:rPr>
-        <w:t>Ch.6C  |  रद्द अनुबंध — Gannon Dunkerlay, Bhairavji, Kotada</w:t>
+        <w:t>────  Ch.6C  |  रद्द अनुबंध — भैरवजी Bridge, Kotada Road, Gannon Dunkerlay</w:t>
       </w:r>
     </w:p>
     <w:p>
@@ -731,9 +737,9 @@
         <w:rPr>
           <w:b/>
           <w:color w:val="1E3A5F"/>
-          <w:sz w:val="23"/>
+          <w:sz w:val="22"/>
         </w:rPr>
-        <w:t>Rescinded Contracts — Zero Recovery (Bhairavji, Kotada, Gannon Dunkerlay)</w:t>
+        <w:t>Rescinded Contracts — Bhairavji Bridge, Kotada Road, Gannon Dunkerlay</w:t>
       </w:r>
     </w:p>
     <w:p>
@@ -745,7 +751,7 @@
         <w:rPr>
           <w:sz w:val="21"/>
         </w:rPr>
-        <w:t>भैरवजी Bridge, Kotada Road, Gannon Dunkerlay — तीनों में वसूली शून्य। ~200 rescissions — कोई systematic monitoring नहीं।</w:t>
+        <w:t>भैरवजी Bridge, Kotada Road, Gannon Dunkerlay — तीनों में वसूली शून्य। ~200 rescissions — कोई systematic monitoring नहीं। Blacklist enforce नहीं।</w:t>
       </w:r>
     </w:p>
     <w:p>
@@ -759,12 +765,12 @@
           <w:color w:val="44403C"/>
           <w:sz w:val="20"/>
         </w:rPr>
-        <w:t>Bhairavji Bridge Banswara, Kotada Road Udaipur, Gannon Dunkerlay — three named cases, nil recovery. ~200 rescissions statewide, zero monitoring. Paper threat, no financial consequence.</w:t>
+        <w:t>Three named cases: Bhairavji Bridge Banswara (rescinded, nil recovery), Kotada Road Udaipur (rescinded, nil recovery), Gannon Dunkerlay &amp; Co — established firm, contract rescinded, substantial dues unexercised, company walked free. ~200 rescissions statewide, zero monitoring. Rescission is a paper threat, not a financial liability.</w:t>
       </w:r>
     </w:p>
     <w:p>
       <w:r>
-        <w:t xml:space="preserve">· · · · · · · · · · · · · · · · · · · · · · · · · · · · · · · · · · · · · · · · </w:t>
+        <w:t xml:space="preserve">· · · · · · · · · · · · · · · · · · · · · · · · · · · · · · · · · · · · · · </w:t>
       </w:r>
     </w:p>
     <w:p>
@@ -772,9 +778,9 @@
         <w:rPr>
           <w:b/>
           <w:color w:val="0D9488"/>
-          <w:sz w:val="26"/>
+          <w:sz w:val="25"/>
         </w:rPr>
-        <w:t>Ch.6D  |  Recovery Portal नहीं, Legal Pursuit नहीं — Impunity का Architecture</w:t>
+        <w:t>────  Ch.6D  |  Recovery Portal नहीं, Legal Pursuit नहीं — Impunity का Architecture</w:t>
       </w:r>
     </w:p>
     <w:p>
@@ -785,7 +791,7 @@
         <w:rPr>
           <w:b/>
           <w:color w:val="1E3A5F"/>
-          <w:sz w:val="23"/>
+          <w:sz w:val="22"/>
         </w:rPr>
         <w:t>Why No Recovery Portal? Why No Legal Pursuit? — Architecture of Impunity</w:t>
       </w:r>
@@ -799,7 +805,7 @@
         <w:rPr>
           <w:sz w:val="21"/>
         </w:rPr>
-        <w:t>Recovery Portal 15 वर्षों में नहीं बना — accountability से बचने के लिए। Legal pursuit नहीं — Negligence या Complicity। Limitation periods expire हो रहे हैं। 5-point framework: Portal 90 days, Legal notice 30 days, Litigation register, Limitation alerts, ACB referral।</w:t>
+        <w:t>Recovery Portal 15 वर्षों में नहीं — visibility = accountability से बचाव। Legal pursuit नहीं — Negligence या Complicity। Limitation expire हो रहे हैं। Framework: Portal 90 days, Notice 30 days, Register, Alerts, ACB referral।</w:t>
       </w:r>
     </w:p>
     <w:p>
@@ -813,12 +819,12 @@
           <w:color w:val="44403C"/>
           <w:sz w:val="20"/>
         </w:rPr>
-        <w:t>Q1: Why no Digitised Recovery Portal in 15 years despite full technical capacity? Because visibility means accountability — which the system avoids. Q2: Why no legal pursuit? Either Gross Negligence or Complicity — same officer who paid refuses to collect. Limitation periods expiring unnoticed. Five-point framework required.</w:t>
+        <w:t>Q1: Recovery Portal not built in 15 years — because it would make every non-recovery visible and attributable to a named officer. Q2: No legal pursuit because of either Gross Negligence or Complicity — the same officer who processed payments is the officer who refuses to collect. Limitation periods expiring unnoticed. Five-point framework: Portal in 90 days; legal notice in 30 days; litigation register; limitation alerts; same-officer overlap = ACB referral.</w:t>
       </w:r>
     </w:p>
     <w:p>
       <w:r>
-        <w:t xml:space="preserve">· · · · · · · · · · · · · · · · · · · · · · · · · · · · · · · · · · · · · · · · </w:t>
+        <w:t xml:space="preserve">· · · · · · · · · · · · · · · · · · · · · · · · · · · · · · · · · · · · · · </w:t>
       </w:r>
     </w:p>
     <w:p>
@@ -826,9 +832,9 @@
         <w:rPr>
           <w:b/>
           <w:color w:val="0D9488"/>
-          <w:sz w:val="26"/>
+          <w:sz w:val="25"/>
         </w:rPr>
-        <w:t>Ch.7  |  छह Minimum Corrective Actions — तत्काल</w:t>
+        <w:t>────  Ch.7  |  सात Minimum Corrective Actions — तत्काल</w:t>
       </w:r>
     </w:p>
     <w:p>
@@ -839,9 +845,9 @@
         <w:rPr>
           <w:b/>
           <w:color w:val="1E3A5F"/>
-          <w:sz w:val="23"/>
+          <w:sz w:val="22"/>
         </w:rPr>
-        <w:t>Six Minimum Corrective Actions — Immediate</w:t>
+        <w:t>Seven Minimum Corrective Actions — Immediate</w:t>
       </w:r>
     </w:p>
     <w:p>
@@ -853,7 +859,7 @@
         <w:rPr>
           <w:sz w:val="21"/>
         </w:rPr>
-        <w:t>1. Contractor का original bill upload अनिवार्य। 2. Physical MB का complete PDF। 3. QC test abstract upload। 4. Bitumen CRC copies upload। 5. Consumption Statement और CRC cross-link। 6. Documents absent = payment withheld।</w:t>
+        <w:t>1.Original bill upload। 2.Physical MB PDF। 3.QC abstract। 4.Bitumen CRC copies। 5.Consumption Statement cross-link। 6.Centralised CRC Registry। 7.Documents absent = payment withheld।</w:t>
       </w:r>
     </w:p>
     <w:p>
@@ -867,12 +873,12 @@
           <w:color w:val="44403C"/>
           <w:sz w:val="20"/>
         </w:rPr>
-        <w:t>1. Mandate upload of contractor's original bill. 2. Upload complete physical MB PDF. 3. Upload QC test abstract. 4. Upload Bitumen CRC copies. 5. Cross-link Consumption Statement with CRC (mismatch = auto-flag). 6. Treat missing documents as ground for withholding payment.</w:t>
+        <w:t>1.Mandate upload of contractor's original bill. 2.Upload complete physical MB PDF. 3.Upload QC test abstract. 4.Upload Bitumen CRC copies. 5.Cross-link Consumption Statement with CRC — mismatch auto-flags. 6.Centralised CRC Registry — one CRC, one bill only. 7.Missing documents = payment withheld + scrutiny initiated.</w:t>
       </w:r>
     </w:p>
     <w:p>
       <w:r>
-        <w:t xml:space="preserve">· · · · · · · · · · · · · · · · · · · · · · · · · · · · · · · · · · · · · · · · </w:t>
+        <w:t xml:space="preserve">· · · · · · · · · · · · · · · · · · · · · · · · · · · · · · · · · · · · · · </w:t>
       </w:r>
     </w:p>
     <w:p>
@@ -880,9 +886,9 @@
         <w:rPr>
           <w:b/>
           <w:color w:val="0D9488"/>
-          <w:sz w:val="26"/>
+          <w:sz w:val="25"/>
         </w:rPr>
-        <w:t>Ch.8  |  मीडिया और जनता से आह्वान — आठ माँगें</w:t>
+        <w:t>────  Ch.8  |  तेरह मीडिया और जन माँगें</w:t>
       </w:r>
     </w:p>
     <w:p>
@@ -893,9 +899,9 @@
         <w:rPr>
           <w:b/>
           <w:color w:val="1E3A5F"/>
-          <w:sz w:val="23"/>
+          <w:sz w:val="22"/>
         </w:rPr>
-        <w:t>Call to Media &amp; Public — Eight Demands</w:t>
+        <w:t>Thirteen Media &amp; Public Demands</w:t>
       </w:r>
     </w:p>
     <w:p>
@@ -907,7 +913,7 @@
         <w:rPr>
           <w:sz w:val="21"/>
         </w:rPr>
-        <w:t>1.RTI — CRC upload status। 2.CAG audit: bitumen claimed vs received। 3.CRC verification sting। 4.Recent roads पर core cutting test। 5.Department circular — uploads mandatory। 6.Bitumen supplier public list। 7.Public portal — bill tracking। 8.ACB investigation — duplicate CRC।</w:t>
+        <w:t>1.RTI CRC upload। 2.CAG bitumen audit। 3.CRC sting। 4.Core cutting test। 5.Department circular। 6.Supplier public list। 7.Public portal। 8.CRC duplication ACB। 9.Dormant deposits RTI। 10.e-EMD expose। 11.Ledger sting। 12.Recovery RTI। 13.Blacklist register।</w:t>
       </w:r>
     </w:p>
     <w:p>
@@ -921,12 +927,12 @@
           <w:color w:val="44403C"/>
           <w:sz w:val="20"/>
         </w:rPr>
-        <w:t>1.RTI on CRC upload status. 2.CAG audit of bitumen claimed vs received. 3.Sting on CRC verification. 4.Core cutting test on recent roads. 5.Department circular mandating uploads. 6.Public bitumen supplier list. 7.Public portal for bill tracking. 8.ACB investigation where CRC is reused.</w:t>
+        <w:t>1.RTI on CRC upload status. 2.CAG audit bitumen claimed vs received. 3.CRC verification sting. 4.Core cutting test on recent roads. 5.Department circular mandating uploads. 6.Public bitumen supplier list. 7.Public bill tracking portal. 8.CRC duplication ACB audit. 9.RTI on dormant EMD/SD deposits. 10.e-EMD Refund expose. 11.Contractor Ledger sting. 12.Rescinded contracts recovery RTI. 13.Blacklisting register demand.</w:t>
       </w:r>
     </w:p>
     <w:p>
       <w:r>
-        <w:t xml:space="preserve">· · · · · · · · · · · · · · · · · · · · · · · · · · · · · · · · · · · · · · · · </w:t>
+        <w:t xml:space="preserve">· · · · · · · · · · · · · · · · · · · · · · · · · · · · · · · · · · · · · · </w:t>
       </w:r>
     </w:p>
     <w:p>
@@ -936,9 +942,9 @@
       <w:r>
         <w:rPr>
           <w:color w:val="0D9488"/>
-          <w:sz w:val="16"/>
+          <w:sz w:val="15"/>
         </w:rPr>
-        <w:t>जन संवाददाता  |  Published: 6 August 2026  |  All rights reserved  |  Public Interest Investigation</w:t>
+        <w:t>जन संवाददाता  |  6 August 2026  |  All rights reserved  |  Public Interest Investigation</w:t>
       </w:r>
     </w:p>
     <w:sectPr>
